--- a/Notes/sql.docx
+++ b/Notes/sql.docx
@@ -16,6 +16,8 @@
           <w:lang w:eastAsia="en-IN"/>
         </w:rPr>
       </w:pPr>
+      <w:bookmarkStart w:id="0" w:name="_GoBack"/>
+      <w:bookmarkEnd w:id="0"/>
       <w:r>
         <w:rPr>
           <w:rFonts w:ascii="Times New Roman" w:eastAsia="Times New Roman" w:hAnsi="Times New Roman" w:cs="Times New Roman"/>
@@ -6126,7 +6128,7 @@
           <w:lang w:eastAsia="en-IN"/>
         </w:rPr>
         <w:pict>
-          <v:rect id="_x0000_i1087" style="width:0;height:1.5pt" o:hralign="center" o:hrstd="t" o:hr="t" fillcolor="#a0a0a0" stroked="f"/>
+          <v:rect id="_x0000_i1056" style="width:0;height:1.5pt" o:hralign="center" o:hrstd="t" o:hr="t" fillcolor="#a0a0a0" stroked="f"/>
         </w:pict>
       </w:r>
     </w:p>
@@ -6237,7 +6239,7 @@
           <w:lang w:eastAsia="en-IN"/>
         </w:rPr>
         <w:pict>
-          <v:rect id="_x0000_i1088" style="width:0;height:1.5pt" o:hralign="center" o:hrstd="t" o:hr="t" fillcolor="#a0a0a0" stroked="f"/>
+          <v:rect id="_x0000_i1057" style="width:0;height:1.5pt" o:hralign="center" o:hrstd="t" o:hr="t" fillcolor="#a0a0a0" stroked="f"/>
         </w:pict>
       </w:r>
     </w:p>
@@ -6371,7 +6373,7 @@
           <w:lang w:eastAsia="en-IN"/>
         </w:rPr>
         <w:pict>
-          <v:rect id="_x0000_i1089" style="width:0;height:1.5pt" o:hralign="center" o:hrstd="t" o:hr="t" fillcolor="#a0a0a0" stroked="f"/>
+          <v:rect id="_x0000_i1058" style="width:0;height:1.5pt" o:hralign="center" o:hrstd="t" o:hr="t" fillcolor="#a0a0a0" stroked="f"/>
         </w:pict>
       </w:r>
     </w:p>
@@ -6482,7 +6484,7 @@
           <w:lang w:eastAsia="en-IN"/>
         </w:rPr>
         <w:pict>
-          <v:rect id="_x0000_i1090" style="width:0;height:1.5pt" o:hralign="center" o:hrstd="t" o:hr="t" fillcolor="#a0a0a0" stroked="f"/>
+          <v:rect id="_x0000_i1059" style="width:0;height:1.5pt" o:hralign="center" o:hrstd="t" o:hr="t" fillcolor="#a0a0a0" stroked="f"/>
         </w:pict>
       </w:r>
     </w:p>
@@ -6597,7 +6599,7 @@
           <w:lang w:eastAsia="en-IN"/>
         </w:rPr>
         <w:pict>
-          <v:rect id="_x0000_i1091" style="width:0;height:1.5pt" o:hralign="center" o:hrstd="t" o:hr="t" fillcolor="#a0a0a0" stroked="f"/>
+          <v:rect id="_x0000_i1060" style="width:0;height:1.5pt" o:hralign="center" o:hrstd="t" o:hr="t" fillcolor="#a0a0a0" stroked="f"/>
         </w:pict>
       </w:r>
     </w:p>
@@ -6930,7 +6932,7 @@
           <w:lang w:eastAsia="en-IN"/>
         </w:rPr>
         <w:pict>
-          <v:rect id="_x0000_i1092" style="width:0;height:1.5pt" o:hralign="center" o:hrstd="t" o:hr="t" fillcolor="#a0a0a0" stroked="f"/>
+          <v:rect id="_x0000_i1061" style="width:0;height:1.5pt" o:hralign="center" o:hrstd="t" o:hr="t" fillcolor="#a0a0a0" stroked="f"/>
         </w:pict>
       </w:r>
     </w:p>
@@ -7044,7 +7046,7 @@
           <w:lang w:eastAsia="en-IN"/>
         </w:rPr>
         <w:pict>
-          <v:rect id="_x0000_i1093" style="width:0;height:1.5pt" o:hralign="center" o:hrstd="t" o:hr="t" fillcolor="#a0a0a0" stroked="f"/>
+          <v:rect id="_x0000_i1062" style="width:0;height:1.5pt" o:hralign="center" o:hrstd="t" o:hr="t" fillcolor="#a0a0a0" stroked="f"/>
         </w:pict>
       </w:r>
     </w:p>
@@ -7155,7 +7157,7 @@
           <w:lang w:eastAsia="en-IN"/>
         </w:rPr>
         <w:pict>
-          <v:rect id="_x0000_i1094" style="width:0;height:1.5pt" o:hralign="center" o:hrstd="t" o:hr="t" fillcolor="#a0a0a0" stroked="f"/>
+          <v:rect id="_x0000_i1063" style="width:0;height:1.5pt" o:hralign="center" o:hrstd="t" o:hr="t" fillcolor="#a0a0a0" stroked="f"/>
         </w:pict>
       </w:r>
     </w:p>
@@ -7270,7 +7272,7 @@
           <w:lang w:eastAsia="en-IN"/>
         </w:rPr>
         <w:pict>
-          <v:rect id="_x0000_i1095" style="width:0;height:1.5pt" o:hralign="center" o:hrstd="t" o:hr="t" fillcolor="#a0a0a0" stroked="f"/>
+          <v:rect id="_x0000_i1064" style="width:0;height:1.5pt" o:hralign="center" o:hrstd="t" o:hr="t" fillcolor="#a0a0a0" stroked="f"/>
         </w:pict>
       </w:r>
     </w:p>
@@ -7381,7 +7383,7 @@
           <w:lang w:eastAsia="en-IN"/>
         </w:rPr>
         <w:pict>
-          <v:rect id="_x0000_i1096" style="width:0;height:1.5pt" o:hralign="center" o:hrstd="t" o:hr="t" fillcolor="#a0a0a0" stroked="f"/>
+          <v:rect id="_x0000_i1065" style="width:0;height:1.5pt" o:hralign="center" o:hrstd="t" o:hr="t" fillcolor="#a0a0a0" stroked="f"/>
         </w:pict>
       </w:r>
     </w:p>
@@ -7562,7 +7564,7 @@
           <w:lang w:eastAsia="en-IN"/>
         </w:rPr>
         <w:pict>
-          <v:rect id="_x0000_i1097" style="width:0;height:1.5pt" o:hralign="center" o:hrstd="t" o:hr="t" fillcolor="#a0a0a0" stroked="f"/>
+          <v:rect id="_x0000_i1066" style="width:0;height:1.5pt" o:hralign="center" o:hrstd="t" o:hr="t" fillcolor="#a0a0a0" stroked="f"/>
         </w:pict>
       </w:r>
     </w:p>
@@ -7694,7 +7696,7 @@
         </w:rPr>
         <w:lastRenderedPageBreak/>
         <w:pict>
-          <v:rect id="_x0000_i1098" style="width:0;height:1.5pt" o:hralign="center" o:hrstd="t" o:hr="t" fillcolor="#a0a0a0" stroked="f"/>
+          <v:rect id="_x0000_i1067" style="width:0;height:1.5pt" o:hralign="center" o:hrstd="t" o:hr="t" fillcolor="#a0a0a0" stroked="f"/>
         </w:pict>
       </w:r>
     </w:p>
@@ -7932,7 +7934,7 @@
           <w:lang w:eastAsia="en-IN"/>
         </w:rPr>
         <w:pict>
-          <v:rect id="_x0000_i1099" style="width:0;height:1.5pt" o:hralign="center" o:hrstd="t" o:hr="t" fillcolor="#a0a0a0" stroked="f"/>
+          <v:rect id="_x0000_i1068" style="width:0;height:1.5pt" o:hralign="center" o:hrstd="t" o:hr="t" fillcolor="#a0a0a0" stroked="f"/>
         </w:pict>
       </w:r>
     </w:p>
@@ -8043,7 +8045,7 @@
           <w:lang w:eastAsia="en-IN"/>
         </w:rPr>
         <w:pict>
-          <v:rect id="_x0000_i1100" style="width:0;height:1.5pt" o:hralign="center" o:hrstd="t" o:hr="t" fillcolor="#a0a0a0" stroked="f"/>
+          <v:rect id="_x0000_i1069" style="width:0;height:1.5pt" o:hralign="center" o:hrstd="t" o:hr="t" fillcolor="#a0a0a0" stroked="f"/>
         </w:pict>
       </w:r>
     </w:p>
@@ -8157,7 +8159,7 @@
           <w:lang w:eastAsia="en-IN"/>
         </w:rPr>
         <w:pict>
-          <v:rect id="_x0000_i1101" style="width:0;height:1.5pt" o:hralign="center" o:hrstd="t" o:hr="t" fillcolor="#a0a0a0" stroked="f"/>
+          <v:rect id="_x0000_i1070" style="width:0;height:1.5pt" o:hralign="center" o:hrstd="t" o:hr="t" fillcolor="#a0a0a0" stroked="f"/>
         </w:pict>
       </w:r>
     </w:p>
@@ -8325,7 +8327,7 @@
           <w:lang w:eastAsia="en-IN"/>
         </w:rPr>
         <w:pict>
-          <v:rect id="_x0000_i1102" style="width:0;height:1.5pt" o:hralign="center" o:hrstd="t" o:hr="t" fillcolor="#a0a0a0" stroked="f"/>
+          <v:rect id="_x0000_i1071" style="width:0;height:1.5pt" o:hralign="center" o:hrstd="t" o:hr="t" fillcolor="#a0a0a0" stroked="f"/>
         </w:pict>
       </w:r>
     </w:p>
@@ -8436,7 +8438,7 @@
           <w:lang w:eastAsia="en-IN"/>
         </w:rPr>
         <w:pict>
-          <v:rect id="_x0000_i1103" style="width:0;height:1.5pt" o:hralign="center" o:hrstd="t" o:hr="t" fillcolor="#a0a0a0" stroked="f"/>
+          <v:rect id="_x0000_i1072" style="width:0;height:1.5pt" o:hralign="center" o:hrstd="t" o:hr="t" fillcolor="#a0a0a0" stroked="f"/>
         </w:pict>
       </w:r>
     </w:p>
@@ -8603,7 +8605,7 @@
           <w:lang w:eastAsia="en-IN"/>
         </w:rPr>
         <w:pict>
-          <v:rect id="_x0000_i1104" style="width:0;height:1.5pt" o:hralign="center" o:hrstd="t" o:hr="t" fillcolor="#a0a0a0" stroked="f"/>
+          <v:rect id="_x0000_i1073" style="width:0;height:1.5pt" o:hralign="center" o:hrstd="t" o:hr="t" fillcolor="#a0a0a0" stroked="f"/>
         </w:pict>
       </w:r>
     </w:p>
@@ -8698,7 +8700,7 @@
           <w:lang w:eastAsia="en-IN"/>
         </w:rPr>
         <w:pict>
-          <v:rect id="_x0000_i1105" style="width:0;height:1.5pt" o:hralign="center" o:hrstd="t" o:hr="t" fillcolor="#a0a0a0" stroked="f"/>
+          <v:rect id="_x0000_i1074" style="width:0;height:1.5pt" o:hralign="center" o:hrstd="t" o:hr="t" fillcolor="#a0a0a0" stroked="f"/>
         </w:pict>
       </w:r>
     </w:p>
@@ -8793,7 +8795,7 @@
           <w:lang w:eastAsia="en-IN"/>
         </w:rPr>
         <w:pict>
-          <v:rect id="_x0000_i1106" style="width:0;height:1.5pt" o:hralign="center" o:hrstd="t" o:hr="t" fillcolor="#a0a0a0" stroked="f"/>
+          <v:rect id="_x0000_i1075" style="width:0;height:1.5pt" o:hralign="center" o:hrstd="t" o:hr="t" fillcolor="#a0a0a0" stroked="f"/>
         </w:pict>
       </w:r>
     </w:p>
@@ -8865,7 +8867,7 @@
         </w:rPr>
         <w:lastRenderedPageBreak/>
         <w:pict>
-          <v:rect id="_x0000_i1107" style="width:0;height:1.5pt" o:hralign="center" o:hrstd="t" o:hr="t" fillcolor="#a0a0a0" stroked="f"/>
+          <v:rect id="_x0000_i1076" style="width:0;height:1.5pt" o:hralign="center" o:hrstd="t" o:hr="t" fillcolor="#a0a0a0" stroked="f"/>
         </w:pict>
       </w:r>
     </w:p>
@@ -8976,7 +8978,7 @@
           <w:lang w:eastAsia="en-IN"/>
         </w:rPr>
         <w:pict>
-          <v:rect id="_x0000_i1108" style="width:0;height:1.5pt" o:hralign="center" o:hrstd="t" o:hr="t" fillcolor="#a0a0a0" stroked="f"/>
+          <v:rect id="_x0000_i1077" style="width:0;height:1.5pt" o:hralign="center" o:hrstd="t" o:hr="t" fillcolor="#a0a0a0" stroked="f"/>
         </w:pict>
       </w:r>
     </w:p>
@@ -9136,7 +9138,7 @@
           <w:lang w:eastAsia="en-IN"/>
         </w:rPr>
         <w:pict>
-          <v:rect id="_x0000_i1109" style="width:0;height:1.5pt" o:hralign="center" o:hrstd="t" o:hr="t" fillcolor="#a0a0a0" stroked="f"/>
+          <v:rect id="_x0000_i1078" style="width:0;height:1.5pt" o:hralign="center" o:hrstd="t" o:hr="t" fillcolor="#a0a0a0" stroked="f"/>
         </w:pict>
       </w:r>
     </w:p>
@@ -9271,7 +9273,7 @@
           <w:lang w:eastAsia="en-IN"/>
         </w:rPr>
         <w:pict>
-          <v:rect id="_x0000_i1110" style="width:0;height:1.5pt" o:hralign="center" o:hrstd="t" o:hr="t" fillcolor="#a0a0a0" stroked="f"/>
+          <v:rect id="_x0000_i1079" style="width:0;height:1.5pt" o:hralign="center" o:hrstd="t" o:hr="t" fillcolor="#a0a0a0" stroked="f"/>
         </w:pict>
       </w:r>
     </w:p>
@@ -9406,7 +9408,7 @@
         </w:rPr>
         <w:lastRenderedPageBreak/>
         <w:pict>
-          <v:rect id="_x0000_i1111" style="width:0;height:1.5pt" o:hralign="center" o:hrstd="t" o:hr="t" fillcolor="#a0a0a0" stroked="f"/>
+          <v:rect id="_x0000_i1080" style="width:0;height:1.5pt" o:hralign="center" o:hrstd="t" o:hr="t" fillcolor="#a0a0a0" stroked="f"/>
         </w:pict>
       </w:r>
     </w:p>
@@ -9517,7 +9519,7 @@
           <w:lang w:eastAsia="en-IN"/>
         </w:rPr>
         <w:pict>
-          <v:rect id="_x0000_i1112" style="width:0;height:1.5pt" o:hralign="center" o:hrstd="t" o:hr="t" fillcolor="#a0a0a0" stroked="f"/>
+          <v:rect id="_x0000_i1081" style="width:0;height:1.5pt" o:hralign="center" o:hrstd="t" o:hr="t" fillcolor="#a0a0a0" stroked="f"/>
         </w:pict>
       </w:r>
     </w:p>
@@ -9651,7 +9653,7 @@
           <w:lang w:eastAsia="en-IN"/>
         </w:rPr>
         <w:pict>
-          <v:rect id="_x0000_i1113" style="width:0;height:1.5pt" o:hralign="center" o:hrstd="t" o:hr="t" fillcolor="#a0a0a0" stroked="f"/>
+          <v:rect id="_x0000_i1082" style="width:0;height:1.5pt" o:hralign="center" o:hrstd="t" o:hr="t" fillcolor="#a0a0a0" stroked="f"/>
         </w:pict>
       </w:r>
     </w:p>
@@ -9762,7 +9764,7 @@
           <w:lang w:eastAsia="en-IN"/>
         </w:rPr>
         <w:pict>
-          <v:rect id="_x0000_i1114" style="width:0;height:1.5pt" o:hralign="center" o:hrstd="t" o:hr="t" fillcolor="#a0a0a0" stroked="f"/>
+          <v:rect id="_x0000_i1083" style="width:0;height:1.5pt" o:hralign="center" o:hrstd="t" o:hr="t" fillcolor="#a0a0a0" stroked="f"/>
         </w:pict>
       </w:r>
     </w:p>
@@ -9877,7 +9879,7 @@
         </w:rPr>
         <w:lastRenderedPageBreak/>
         <w:pict>
-          <v:rect id="_x0000_i1115" style="width:0;height:1.5pt" o:hralign="center" o:hrstd="t" o:hr="t" fillcolor="#a0a0a0" stroked="f"/>
+          <v:rect id="_x0000_i1084" style="width:0;height:1.5pt" o:hralign="center" o:hrstd="t" o:hr="t" fillcolor="#a0a0a0" stroked="f"/>
         </w:pict>
       </w:r>
     </w:p>
@@ -10210,7 +10212,7 @@
           <w:lang w:eastAsia="en-IN"/>
         </w:rPr>
         <w:pict>
-          <v:rect id="_x0000_i1116" style="width:0;height:1.5pt" o:hralign="center" o:hrstd="t" o:hr="t" fillcolor="#a0a0a0" stroked="f"/>
+          <v:rect id="_x0000_i1085" style="width:0;height:1.5pt" o:hralign="center" o:hrstd="t" o:hr="t" fillcolor="#a0a0a0" stroked="f"/>
         </w:pict>
       </w:r>
     </w:p>
@@ -10324,7 +10326,7 @@
           <w:lang w:eastAsia="en-IN"/>
         </w:rPr>
         <w:pict>
-          <v:rect id="_x0000_i1117" style="width:0;height:1.5pt" o:hralign="center" o:hrstd="t" o:hr="t" fillcolor="#a0a0a0" stroked="f"/>
+          <v:rect id="_x0000_i1086" style="width:0;height:1.5pt" o:hralign="center" o:hrstd="t" o:hr="t" fillcolor="#a0a0a0" stroked="f"/>
         </w:pict>
       </w:r>
     </w:p>
@@ -10435,7 +10437,7 @@
           <w:lang w:eastAsia="en-IN"/>
         </w:rPr>
         <w:pict>
-          <v:rect id="_x0000_i1118" style="width:0;height:1.5pt" o:hralign="center" o:hrstd="t" o:hr="t" fillcolor="#a0a0a0" stroked="f"/>
+          <v:rect id="_x0000_i1087" style="width:0;height:1.5pt" o:hralign="center" o:hrstd="t" o:hr="t" fillcolor="#a0a0a0" stroked="f"/>
         </w:pict>
       </w:r>
     </w:p>
@@ -10595,7 +10597,7 @@
           <w:lang w:eastAsia="en-IN"/>
         </w:rPr>
         <w:pict>
-          <v:rect id="_x0000_i1119" style="width:0;height:1.5pt" o:hralign="center" o:hrstd="t" o:hr="t" fillcolor="#a0a0a0" stroked="f"/>
+          <v:rect id="_x0000_i1088" style="width:0;height:1.5pt" o:hralign="center" o:hrstd="t" o:hr="t" fillcolor="#a0a0a0" stroked="f"/>
         </w:pict>
       </w:r>
     </w:p>
@@ -10975,7 +10977,7 @@
           <w:lang w:eastAsia="en-IN"/>
         </w:rPr>
         <w:pict>
-          <v:rect id="_x0000_i1153" style="width:0;height:1.5pt" o:hralign="center" o:hrstd="t" o:hr="t" fillcolor="#a0a0a0" stroked="f"/>
+          <v:rect id="_x0000_i1089" style="width:0;height:1.5pt" o:hralign="center" o:hrstd="t" o:hr="t" fillcolor="#a0a0a0" stroked="f"/>
         </w:pict>
       </w:r>
     </w:p>
@@ -11085,7 +11087,7 @@
         </w:rPr>
         <w:lastRenderedPageBreak/>
         <w:pict>
-          <v:rect id="_x0000_i1154" style="width:0;height:1.5pt" o:hralign="center" o:hrstd="t" o:hr="t" fillcolor="#a0a0a0" stroked="f"/>
+          <v:rect id="_x0000_i1090" style="width:0;height:1.5pt" o:hralign="center" o:hrstd="t" o:hr="t" fillcolor="#a0a0a0" stroked="f"/>
         </w:pict>
       </w:r>
     </w:p>
@@ -11194,7 +11196,7 @@
           <w:lang w:eastAsia="en-IN"/>
         </w:rPr>
         <w:pict>
-          <v:rect id="_x0000_i1155" style="width:0;height:1.5pt" o:hralign="center" o:hrstd="t" o:hr="t" fillcolor="#a0a0a0" stroked="f"/>
+          <v:rect id="_x0000_i1091" style="width:0;height:1.5pt" o:hralign="center" o:hrstd="t" o:hr="t" fillcolor="#a0a0a0" stroked="f"/>
         </w:pict>
       </w:r>
     </w:p>
@@ -11261,7 +11263,7 @@
           <w:lang w:eastAsia="en-IN"/>
         </w:rPr>
         <w:pict>
-          <v:rect id="_x0000_i1156" style="width:0;height:1.5pt" o:hralign="center" o:hrstd="t" o:hr="t" fillcolor="#a0a0a0" stroked="f"/>
+          <v:rect id="_x0000_i1092" style="width:0;height:1.5pt" o:hralign="center" o:hrstd="t" o:hr="t" fillcolor="#a0a0a0" stroked="f"/>
         </w:pict>
       </w:r>
     </w:p>
@@ -11372,7 +11374,7 @@
           <w:lang w:eastAsia="en-IN"/>
         </w:rPr>
         <w:pict>
-          <v:rect id="_x0000_i1157" style="width:0;height:1.5pt" o:hralign="center" o:hrstd="t" o:hr="t" fillcolor="#a0a0a0" stroked="f"/>
+          <v:rect id="_x0000_i1093" style="width:0;height:1.5pt" o:hralign="center" o:hrstd="t" o:hr="t" fillcolor="#a0a0a0" stroked="f"/>
         </w:pict>
       </w:r>
     </w:p>
@@ -11477,7 +11479,7 @@
           <w:lang w:eastAsia="en-IN"/>
         </w:rPr>
         <w:pict>
-          <v:rect id="_x0000_i1158" style="width:0;height:1.5pt" o:hralign="center" o:hrstd="t" o:hr="t" fillcolor="#a0a0a0" stroked="f"/>
+          <v:rect id="_x0000_i1094" style="width:0;height:1.5pt" o:hralign="center" o:hrstd="t" o:hr="t" fillcolor="#a0a0a0" stroked="f"/>
         </w:pict>
       </w:r>
     </w:p>
@@ -12068,7 +12070,7 @@
           <w:lang w:eastAsia="en-IN"/>
         </w:rPr>
         <w:pict>
-          <v:rect id="_x0000_i1159" style="width:0;height:1.5pt" o:hralign="center" o:hrstd="t" o:hr="t" fillcolor="#a0a0a0" stroked="f"/>
+          <v:rect id="_x0000_i1095" style="width:0;height:1.5pt" o:hralign="center" o:hrstd="t" o:hr="t" fillcolor="#a0a0a0" stroked="f"/>
         </w:pict>
       </w:r>
     </w:p>
@@ -12386,7 +12388,7 @@
           <w:lang w:eastAsia="en-IN"/>
         </w:rPr>
         <w:pict>
-          <v:rect id="_x0000_i1160" style="width:0;height:1.5pt" o:hralign="center" o:hrstd="t" o:hr="t" fillcolor="#a0a0a0" stroked="f"/>
+          <v:rect id="_x0000_i1096" style="width:0;height:1.5pt" o:hralign="center" o:hrstd="t" o:hr="t" fillcolor="#a0a0a0" stroked="f"/>
         </w:pict>
       </w:r>
     </w:p>
@@ -12495,7 +12497,7 @@
           <w:lang w:eastAsia="en-IN"/>
         </w:rPr>
         <w:pict>
-          <v:rect id="_x0000_i1161" style="width:0;height:1.5pt" o:hralign="center" o:hrstd="t" o:hr="t" fillcolor="#a0a0a0" stroked="f"/>
+          <v:rect id="_x0000_i1097" style="width:0;height:1.5pt" o:hralign="center" o:hrstd="t" o:hr="t" fillcolor="#a0a0a0" stroked="f"/>
         </w:pict>
       </w:r>
     </w:p>
@@ -12588,7 +12590,7 @@
           <w:lang w:eastAsia="en-IN"/>
         </w:rPr>
         <w:pict>
-          <v:rect id="_x0000_i1162" style="width:0;height:1.5pt" o:hralign="center" o:hrstd="t" o:hr="t" fillcolor="#a0a0a0" stroked="f"/>
+          <v:rect id="_x0000_i1098" style="width:0;height:1.5pt" o:hralign="center" o:hrstd="t" o:hr="t" fillcolor="#a0a0a0" stroked="f"/>
         </w:pict>
       </w:r>
     </w:p>
@@ -12655,7 +12657,7 @@
           <w:lang w:eastAsia="en-IN"/>
         </w:rPr>
         <w:pict>
-          <v:rect id="_x0000_i1163" style="width:0;height:1.5pt" o:hralign="center" o:hrstd="t" o:hr="t" fillcolor="#a0a0a0" stroked="f"/>
+          <v:rect id="_x0000_i1099" style="width:0;height:1.5pt" o:hralign="center" o:hrstd="t" o:hr="t" fillcolor="#a0a0a0" stroked="f"/>
         </w:pict>
       </w:r>
     </w:p>
@@ -12722,7 +12724,7 @@
           <w:lang w:eastAsia="en-IN"/>
         </w:rPr>
         <w:pict>
-          <v:rect id="_x0000_i1164" style="width:0;height:1.5pt" o:hralign="center" o:hrstd="t" o:hr="t" fillcolor="#a0a0a0" stroked="f"/>
+          <v:rect id="_x0000_i1100" style="width:0;height:1.5pt" o:hralign="center" o:hrstd="t" o:hr="t" fillcolor="#a0a0a0" stroked="f"/>
         </w:pict>
       </w:r>
     </w:p>
@@ -12849,7 +12851,7 @@
           <w:lang w:eastAsia="en-IN"/>
         </w:rPr>
         <w:pict>
-          <v:rect id="_x0000_i1165" style="width:0;height:1.5pt" o:hralign="center" o:hrstd="t" o:hr="t" fillcolor="#a0a0a0" stroked="f"/>
+          <v:rect id="_x0000_i1101" style="width:0;height:1.5pt" o:hralign="center" o:hrstd="t" o:hr="t" fillcolor="#a0a0a0" stroked="f"/>
         </w:pict>
       </w:r>
     </w:p>
@@ -12958,7 +12960,7 @@
           <w:lang w:eastAsia="en-IN"/>
         </w:rPr>
         <w:pict>
-          <v:rect id="_x0000_i1166" style="width:0;height:1.5pt" o:hralign="center" o:hrstd="t" o:hr="t" fillcolor="#a0a0a0" stroked="f"/>
+          <v:rect id="_x0000_i1102" style="width:0;height:1.5pt" o:hralign="center" o:hrstd="t" o:hr="t" fillcolor="#a0a0a0" stroked="f"/>
         </w:pict>
       </w:r>
     </w:p>
@@ -13272,7 +13274,7 @@
           <w:lang w:eastAsia="en-IN"/>
         </w:rPr>
         <w:pict>
-          <v:rect id="_x0000_i1167" style="width:0;height:1.5pt" o:hralign="center" o:hrstd="t" o:hr="t" fillcolor="#a0a0a0" stroked="f"/>
+          <v:rect id="_x0000_i1103" style="width:0;height:1.5pt" o:hralign="center" o:hrstd="t" o:hr="t" fillcolor="#a0a0a0" stroked="f"/>
         </w:pict>
       </w:r>
     </w:p>
@@ -13366,7 +13368,7 @@
           <w:lang w:eastAsia="en-IN"/>
         </w:rPr>
         <w:pict>
-          <v:rect id="_x0000_i1168" style="width:0;height:1.5pt" o:hralign="center" o:hrstd="t" o:hr="t" fillcolor="#a0a0a0" stroked="f"/>
+          <v:rect id="_x0000_i1104" style="width:0;height:1.5pt" o:hralign="center" o:hrstd="t" o:hr="t" fillcolor="#a0a0a0" stroked="f"/>
         </w:pict>
       </w:r>
     </w:p>
@@ -13475,7 +13477,7 @@
           <w:lang w:eastAsia="en-IN"/>
         </w:rPr>
         <w:pict>
-          <v:rect id="_x0000_i1169" style="width:0;height:1.5pt" o:hralign="center" o:hrstd="t" o:hr="t" fillcolor="#a0a0a0" stroked="f"/>
+          <v:rect id="_x0000_i1105" style="width:0;height:1.5pt" o:hralign="center" o:hrstd="t" o:hr="t" fillcolor="#a0a0a0" stroked="f"/>
         </w:pict>
       </w:r>
     </w:p>
@@ -13569,7 +13571,7 @@
           <w:lang w:eastAsia="en-IN"/>
         </w:rPr>
         <w:pict>
-          <v:rect id="_x0000_i1170" style="width:0;height:1.5pt" o:hralign="center" o:hrstd="t" o:hr="t" fillcolor="#a0a0a0" stroked="f"/>
+          <v:rect id="_x0000_i1106" style="width:0;height:1.5pt" o:hralign="center" o:hrstd="t" o:hr="t" fillcolor="#a0a0a0" stroked="f"/>
         </w:pict>
       </w:r>
     </w:p>
@@ -13719,7 +13721,7 @@
         </w:rPr>
         <w:lastRenderedPageBreak/>
         <w:pict>
-          <v:rect id="_x0000_i1171" style="width:0;height:1.5pt" o:hralign="center" o:hrstd="t" o:hr="t" fillcolor="#a0a0a0" stroked="f"/>
+          <v:rect id="_x0000_i1107" style="width:0;height:1.5pt" o:hralign="center" o:hrstd="t" o:hr="t" fillcolor="#a0a0a0" stroked="f"/>
         </w:pict>
       </w:r>
     </w:p>
@@ -13813,7 +13815,7 @@
           <w:lang w:eastAsia="en-IN"/>
         </w:rPr>
         <w:pict>
-          <v:rect id="_x0000_i1172" style="width:0;height:1.5pt" o:hralign="center" o:hrstd="t" o:hr="t" fillcolor="#a0a0a0" stroked="f"/>
+          <v:rect id="_x0000_i1108" style="width:0;height:1.5pt" o:hralign="center" o:hrstd="t" o:hr="t" fillcolor="#a0a0a0" stroked="f"/>
         </w:pict>
       </w:r>
     </w:p>
@@ -13969,7 +13971,7 @@
           <w:lang w:eastAsia="en-IN"/>
         </w:rPr>
         <w:pict>
-          <v:rect id="_x0000_i1173" style="width:0;height:1.5pt" o:hralign="center" o:hrstd="t" o:hr="t" fillcolor="#a0a0a0" stroked="f"/>
+          <v:rect id="_x0000_i1109" style="width:0;height:1.5pt" o:hralign="center" o:hrstd="t" o:hr="t" fillcolor="#a0a0a0" stroked="f"/>
         </w:pict>
       </w:r>
     </w:p>
@@ -14078,7 +14080,7 @@
           <w:lang w:eastAsia="en-IN"/>
         </w:rPr>
         <w:pict>
-          <v:rect id="_x0000_i1174" style="width:0;height:1.5pt" o:hralign="center" o:hrstd="t" o:hr="t" fillcolor="#a0a0a0" stroked="f"/>
+          <v:rect id="_x0000_i1110" style="width:0;height:1.5pt" o:hralign="center" o:hrstd="t" o:hr="t" fillcolor="#a0a0a0" stroked="f"/>
         </w:pict>
       </w:r>
     </w:p>
@@ -14275,7 +14277,7 @@
           <w:lang w:eastAsia="en-IN"/>
         </w:rPr>
         <w:pict>
-          <v:rect id="_x0000_i1175" style="width:0;height:1.5pt" o:hralign="center" o:hrstd="t" o:hr="t" fillcolor="#a0a0a0" stroked="f"/>
+          <v:rect id="_x0000_i1111" style="width:0;height:1.5pt" o:hralign="center" o:hrstd="t" o:hr="t" fillcolor="#a0a0a0" stroked="f"/>
         </w:pict>
       </w:r>
     </w:p>
@@ -14382,7 +14384,7 @@
           <w:lang w:eastAsia="en-IN"/>
         </w:rPr>
         <w:pict>
-          <v:rect id="_x0000_i1176" style="width:0;height:1.5pt" o:hralign="center" o:hrstd="t" o:hr="t" fillcolor="#a0a0a0" stroked="f"/>
+          <v:rect id="_x0000_i1112" style="width:0;height:1.5pt" o:hralign="center" o:hrstd="t" o:hr="t" fillcolor="#a0a0a0" stroked="f"/>
         </w:pict>
       </w:r>
     </w:p>
@@ -14488,94 +14490,149 @@
           <w:lang w:eastAsia="en-IN"/>
         </w:rPr>
       </w:pPr>
-      <w:r>
-        <w:rPr>
-          <w:rFonts w:ascii="Times New Roman" w:eastAsia="Times New Roman" w:hAnsi="Times New Roman" w:cs="Times New Roman"/>
-          <w:sz w:val="24"/>
-          <w:szCs w:val="24"/>
-          <w:lang w:eastAsia="en-IN"/>
-        </w:rPr>
-        <w:t>COUNT()</w:t>
-      </w:r>
-    </w:p>
-    <w:p>
-      <w:pPr>
-        <w:spacing w:before="100" w:beforeAutospacing="1" w:after="100" w:afterAutospacing="1" w:line="240" w:lineRule="auto"/>
-        <w:rPr>
-          <w:rFonts w:ascii="Times New Roman" w:eastAsia="Times New Roman" w:hAnsi="Times New Roman" w:cs="Times New Roman"/>
-          <w:sz w:val="24"/>
-          <w:szCs w:val="24"/>
-          <w:lang w:eastAsia="en-IN"/>
-        </w:rPr>
-      </w:pPr>
-      <w:r>
-        <w:rPr>
-          <w:rFonts w:ascii="Times New Roman" w:eastAsia="Times New Roman" w:hAnsi="Times New Roman" w:cs="Times New Roman"/>
-          <w:sz w:val="24"/>
-          <w:szCs w:val="24"/>
-          <w:lang w:eastAsia="en-IN"/>
-        </w:rPr>
-        <w:t>SUM()</w:t>
-      </w:r>
-    </w:p>
-    <w:p>
-      <w:pPr>
-        <w:spacing w:before="100" w:beforeAutospacing="1" w:after="100" w:afterAutospacing="1" w:line="240" w:lineRule="auto"/>
-        <w:rPr>
-          <w:rFonts w:ascii="Times New Roman" w:eastAsia="Times New Roman" w:hAnsi="Times New Roman" w:cs="Times New Roman"/>
-          <w:sz w:val="24"/>
-          <w:szCs w:val="24"/>
-          <w:lang w:eastAsia="en-IN"/>
-        </w:rPr>
-      </w:pPr>
-      <w:r>
-        <w:rPr>
-          <w:rFonts w:ascii="Times New Roman" w:eastAsia="Times New Roman" w:hAnsi="Times New Roman" w:cs="Times New Roman"/>
-          <w:sz w:val="24"/>
-          <w:szCs w:val="24"/>
-          <w:lang w:eastAsia="en-IN"/>
-        </w:rPr>
-        <w:t>AVG()</w:t>
-      </w:r>
-    </w:p>
-    <w:p>
-      <w:pPr>
-        <w:spacing w:before="100" w:beforeAutospacing="1" w:after="100" w:afterAutospacing="1" w:line="240" w:lineRule="auto"/>
-        <w:rPr>
-          <w:rFonts w:ascii="Times New Roman" w:eastAsia="Times New Roman" w:hAnsi="Times New Roman" w:cs="Times New Roman"/>
-          <w:sz w:val="24"/>
-          <w:szCs w:val="24"/>
-          <w:lang w:eastAsia="en-IN"/>
-        </w:rPr>
-      </w:pPr>
-      <w:r>
-        <w:rPr>
-          <w:rFonts w:ascii="Times New Roman" w:eastAsia="Times New Roman" w:hAnsi="Times New Roman" w:cs="Times New Roman"/>
-          <w:sz w:val="24"/>
-          <w:szCs w:val="24"/>
-          <w:lang w:eastAsia="en-IN"/>
-        </w:rPr>
-        <w:t>MIN()</w:t>
-      </w:r>
-    </w:p>
-    <w:p>
-      <w:pPr>
-        <w:spacing w:before="100" w:beforeAutospacing="1" w:after="100" w:afterAutospacing="1" w:line="240" w:lineRule="auto"/>
-        <w:rPr>
-          <w:rFonts w:ascii="Times New Roman" w:eastAsia="Times New Roman" w:hAnsi="Times New Roman" w:cs="Times New Roman"/>
-          <w:sz w:val="24"/>
-          <w:szCs w:val="24"/>
-          <w:lang w:eastAsia="en-IN"/>
-        </w:rPr>
-      </w:pPr>
-      <w:r>
-        <w:rPr>
-          <w:rFonts w:ascii="Times New Roman" w:eastAsia="Times New Roman" w:hAnsi="Times New Roman" w:cs="Times New Roman"/>
-          <w:sz w:val="24"/>
-          <w:szCs w:val="24"/>
-          <w:lang w:eastAsia="en-IN"/>
-        </w:rPr>
-        <w:t>MAX()</w:t>
+      <w:proofErr w:type="gramStart"/>
+      <w:r>
+        <w:rPr>
+          <w:rFonts w:ascii="Times New Roman" w:eastAsia="Times New Roman" w:hAnsi="Times New Roman" w:cs="Times New Roman"/>
+          <w:sz w:val="24"/>
+          <w:szCs w:val="24"/>
+          <w:lang w:eastAsia="en-IN"/>
+        </w:rPr>
+        <w:t>COUNT(</w:t>
+      </w:r>
+      <w:proofErr w:type="gramEnd"/>
+      <w:r>
+        <w:rPr>
+          <w:rFonts w:ascii="Times New Roman" w:eastAsia="Times New Roman" w:hAnsi="Times New Roman" w:cs="Times New Roman"/>
+          <w:sz w:val="24"/>
+          <w:szCs w:val="24"/>
+          <w:lang w:eastAsia="en-IN"/>
+        </w:rPr>
+        <w:t>)</w:t>
+      </w:r>
+    </w:p>
+    <w:p>
+      <w:pPr>
+        <w:spacing w:before="100" w:beforeAutospacing="1" w:after="100" w:afterAutospacing="1" w:line="240" w:lineRule="auto"/>
+        <w:rPr>
+          <w:rFonts w:ascii="Times New Roman" w:eastAsia="Times New Roman" w:hAnsi="Times New Roman" w:cs="Times New Roman"/>
+          <w:sz w:val="24"/>
+          <w:szCs w:val="24"/>
+          <w:lang w:eastAsia="en-IN"/>
+        </w:rPr>
+      </w:pPr>
+      <w:proofErr w:type="gramStart"/>
+      <w:r>
+        <w:rPr>
+          <w:rFonts w:ascii="Times New Roman" w:eastAsia="Times New Roman" w:hAnsi="Times New Roman" w:cs="Times New Roman"/>
+          <w:sz w:val="24"/>
+          <w:szCs w:val="24"/>
+          <w:lang w:eastAsia="en-IN"/>
+        </w:rPr>
+        <w:t>SUM(</w:t>
+      </w:r>
+      <w:proofErr w:type="gramEnd"/>
+      <w:r>
+        <w:rPr>
+          <w:rFonts w:ascii="Times New Roman" w:eastAsia="Times New Roman" w:hAnsi="Times New Roman" w:cs="Times New Roman"/>
+          <w:sz w:val="24"/>
+          <w:szCs w:val="24"/>
+          <w:lang w:eastAsia="en-IN"/>
+        </w:rPr>
+        <w:t>)</w:t>
+      </w:r>
+    </w:p>
+    <w:p>
+      <w:pPr>
+        <w:spacing w:before="100" w:beforeAutospacing="1" w:after="100" w:afterAutospacing="1" w:line="240" w:lineRule="auto"/>
+        <w:rPr>
+          <w:rFonts w:ascii="Times New Roman" w:eastAsia="Times New Roman" w:hAnsi="Times New Roman" w:cs="Times New Roman"/>
+          <w:sz w:val="24"/>
+          <w:szCs w:val="24"/>
+          <w:lang w:eastAsia="en-IN"/>
+        </w:rPr>
+      </w:pPr>
+      <w:proofErr w:type="gramStart"/>
+      <w:r>
+        <w:rPr>
+          <w:rFonts w:ascii="Times New Roman" w:eastAsia="Times New Roman" w:hAnsi="Times New Roman" w:cs="Times New Roman"/>
+          <w:sz w:val="24"/>
+          <w:szCs w:val="24"/>
+          <w:lang w:eastAsia="en-IN"/>
+        </w:rPr>
+        <w:t>AVG(</w:t>
+      </w:r>
+      <w:proofErr w:type="gramEnd"/>
+      <w:r>
+        <w:rPr>
+          <w:rFonts w:ascii="Times New Roman" w:eastAsia="Times New Roman" w:hAnsi="Times New Roman" w:cs="Times New Roman"/>
+          <w:sz w:val="24"/>
+          <w:szCs w:val="24"/>
+          <w:lang w:eastAsia="en-IN"/>
+        </w:rPr>
+        <w:t>)</w:t>
+      </w:r>
+    </w:p>
+    <w:p>
+      <w:pPr>
+        <w:spacing w:before="100" w:beforeAutospacing="1" w:after="100" w:afterAutospacing="1" w:line="240" w:lineRule="auto"/>
+        <w:rPr>
+          <w:rFonts w:ascii="Times New Roman" w:eastAsia="Times New Roman" w:hAnsi="Times New Roman" w:cs="Times New Roman"/>
+          <w:sz w:val="24"/>
+          <w:szCs w:val="24"/>
+          <w:lang w:eastAsia="en-IN"/>
+        </w:rPr>
+      </w:pPr>
+      <w:proofErr w:type="gramStart"/>
+      <w:r>
+        <w:rPr>
+          <w:rFonts w:ascii="Times New Roman" w:eastAsia="Times New Roman" w:hAnsi="Times New Roman" w:cs="Times New Roman"/>
+          <w:sz w:val="24"/>
+          <w:szCs w:val="24"/>
+          <w:lang w:eastAsia="en-IN"/>
+        </w:rPr>
+        <w:t>MIN(</w:t>
+      </w:r>
+      <w:proofErr w:type="gramEnd"/>
+      <w:r>
+        <w:rPr>
+          <w:rFonts w:ascii="Times New Roman" w:eastAsia="Times New Roman" w:hAnsi="Times New Roman" w:cs="Times New Roman"/>
+          <w:sz w:val="24"/>
+          <w:szCs w:val="24"/>
+          <w:lang w:eastAsia="en-IN"/>
+        </w:rPr>
+        <w:t>)</w:t>
+      </w:r>
+    </w:p>
+    <w:p>
+      <w:pPr>
+        <w:spacing w:before="100" w:beforeAutospacing="1" w:after="100" w:afterAutospacing="1" w:line="240" w:lineRule="auto"/>
+        <w:rPr>
+          <w:rFonts w:ascii="Times New Roman" w:eastAsia="Times New Roman" w:hAnsi="Times New Roman" w:cs="Times New Roman"/>
+          <w:sz w:val="24"/>
+          <w:szCs w:val="24"/>
+          <w:lang w:eastAsia="en-IN"/>
+        </w:rPr>
+      </w:pPr>
+      <w:proofErr w:type="gramStart"/>
+      <w:r>
+        <w:rPr>
+          <w:rFonts w:ascii="Times New Roman" w:eastAsia="Times New Roman" w:hAnsi="Times New Roman" w:cs="Times New Roman"/>
+          <w:sz w:val="24"/>
+          <w:szCs w:val="24"/>
+          <w:lang w:eastAsia="en-IN"/>
+        </w:rPr>
+        <w:t>MAX(</w:t>
+      </w:r>
+      <w:proofErr w:type="gramEnd"/>
+      <w:r>
+        <w:rPr>
+          <w:rFonts w:ascii="Times New Roman" w:eastAsia="Times New Roman" w:hAnsi="Times New Roman" w:cs="Times New Roman"/>
+          <w:sz w:val="24"/>
+          <w:szCs w:val="24"/>
+          <w:lang w:eastAsia="en-IN"/>
+        </w:rPr>
+        <w:t>)</w:t>
       </w:r>
     </w:p>
     <w:p>
@@ -14596,7 +14653,7 @@
           <w:lang w:eastAsia="en-IN"/>
         </w:rPr>
         <w:pict>
-          <v:rect id="_x0000_i1177" style="width:0;height:1.5pt" o:hralign="center" o:hrstd="t" o:hr="t" fillcolor="#a0a0a0" stroked="f"/>
+          <v:rect id="_x0000_i1113" style="width:0;height:1.5pt" o:hralign="center" o:hrstd="t" o:hr="t" fillcolor="#a0a0a0" stroked="f"/>
         </w:pict>
       </w:r>
     </w:p>
@@ -14642,7 +14699,27 @@
           <w:szCs w:val="24"/>
           <w:lang w:eastAsia="en-IN"/>
         </w:rPr>
-        <w:t>Difference between COUNT(*) and COUNT(column)?</w:t>
+        <w:t xml:space="preserve">Difference between </w:t>
+      </w:r>
+      <w:proofErr w:type="gramStart"/>
+      <w:r>
+        <w:rPr>
+          <w:rFonts w:ascii="Times New Roman" w:eastAsia="Times New Roman" w:hAnsi="Times New Roman" w:cs="Times New Roman"/>
+          <w:sz w:val="24"/>
+          <w:szCs w:val="24"/>
+          <w:lang w:eastAsia="en-IN"/>
+        </w:rPr>
+        <w:t>COUNT(</w:t>
+      </w:r>
+      <w:proofErr w:type="gramEnd"/>
+      <w:r>
+        <w:rPr>
+          <w:rFonts w:ascii="Times New Roman" w:eastAsia="Times New Roman" w:hAnsi="Times New Roman" w:cs="Times New Roman"/>
+          <w:sz w:val="24"/>
+          <w:szCs w:val="24"/>
+          <w:lang w:eastAsia="en-IN"/>
+        </w:rPr>
+        <w:t>*) and COUNT(column)?</w:t>
       </w:r>
     </w:p>
     <w:p>
@@ -14682,7 +14759,27 @@
           <w:szCs w:val="24"/>
           <w:lang w:eastAsia="en-IN"/>
         </w:rPr>
-        <w:t>"COUNT(*) counts all rows, including those with NULL values in specific columns, whereas COUNT(column) counts only the non-NULL values in that column."</w:t>
+        <w:t>"</w:t>
+      </w:r>
+      <w:proofErr w:type="gramStart"/>
+      <w:r>
+        <w:rPr>
+          <w:rFonts w:ascii="Times New Roman" w:eastAsia="Times New Roman" w:hAnsi="Times New Roman" w:cs="Times New Roman"/>
+          <w:sz w:val="24"/>
+          <w:szCs w:val="24"/>
+          <w:lang w:eastAsia="en-IN"/>
+        </w:rPr>
+        <w:t>COUNT(</w:t>
+      </w:r>
+      <w:proofErr w:type="gramEnd"/>
+      <w:r>
+        <w:rPr>
+          <w:rFonts w:ascii="Times New Roman" w:eastAsia="Times New Roman" w:hAnsi="Times New Roman" w:cs="Times New Roman"/>
+          <w:sz w:val="24"/>
+          <w:szCs w:val="24"/>
+          <w:lang w:eastAsia="en-IN"/>
+        </w:rPr>
+        <w:t>*) counts all rows, including those with NULL values in specific columns, whereas COUNT(column) counts only the non-NULL values in that column."</w:t>
       </w:r>
     </w:p>
     <w:p>
@@ -14703,7 +14800,7 @@
           <w:lang w:eastAsia="en-IN"/>
         </w:rPr>
         <w:pict>
-          <v:rect id="_x0000_i1178" style="width:0;height:1.5pt" o:hralign="center" o:hrstd="t" o:hr="t" fillcolor="#a0a0a0" stroked="f"/>
+          <v:rect id="_x0000_i1114" style="width:0;height:1.5pt" o:hralign="center" o:hrstd="t" o:hr="t" fillcolor="#a0a0a0" stroked="f"/>
         </w:pict>
       </w:r>
     </w:p>
@@ -14798,7 +14895,7 @@
           <w:lang w:eastAsia="en-IN"/>
         </w:rPr>
         <w:pict>
-          <v:rect id="_x0000_i1179" style="width:0;height:1.5pt" o:hralign="center" o:hrstd="t" o:hr="t" fillcolor="#a0a0a0" stroked="f"/>
+          <v:rect id="_x0000_i1115" style="width:0;height:1.5pt" o:hralign="center" o:hrstd="t" o:hr="t" fillcolor="#a0a0a0" stroked="f"/>
         </w:pict>
       </w:r>
     </w:p>
@@ -14908,7 +15005,7 @@
           <w:lang w:eastAsia="en-IN"/>
         </w:rPr>
         <w:pict>
-          <v:rect id="_x0000_i1180" style="width:0;height:1.5pt" o:hralign="center" o:hrstd="t" o:hr="t" fillcolor="#a0a0a0" stroked="f"/>
+          <v:rect id="_x0000_i1116" style="width:0;height:1.5pt" o:hralign="center" o:hrstd="t" o:hr="t" fillcolor="#a0a0a0" stroked="f"/>
         </w:pict>
       </w:r>
     </w:p>
@@ -15002,7 +15099,7 @@
           <w:lang w:eastAsia="en-IN"/>
         </w:rPr>
         <w:pict>
-          <v:rect id="_x0000_i1181" style="width:0;height:1.5pt" o:hralign="center" o:hrstd="t" o:hr="t" fillcolor="#a0a0a0" stroked="f"/>
+          <v:rect id="_x0000_i1117" style="width:0;height:1.5pt" o:hralign="center" o:hrstd="t" o:hr="t" fillcolor="#a0a0a0" stroked="f"/>
         </w:pict>
       </w:r>
     </w:p>
@@ -15333,7 +15430,7 @@
           <w:lang w:eastAsia="en-IN"/>
         </w:rPr>
         <w:pict>
-          <v:rect id="_x0000_i1182" style="width:0;height:1.5pt" o:hralign="center" o:hrstd="t" o:hr="t" fillcolor="#a0a0a0" stroked="f"/>
+          <v:rect id="_x0000_i1118" style="width:0;height:1.5pt" o:hralign="center" o:hrstd="t" o:hr="t" fillcolor="#a0a0a0" stroked="f"/>
         </w:pict>
       </w:r>
     </w:p>
@@ -15546,7 +15643,7 @@
           <w:lang w:eastAsia="en-IN"/>
         </w:rPr>
         <w:pict>
-          <v:rect id="_x0000_i1183" style="width:0;height:1.5pt" o:hralign="center" o:hrstd="t" o:hr="t" fillcolor="#a0a0a0" stroked="f"/>
+          <v:rect id="_x0000_i1119" style="width:0;height:1.5pt" o:hralign="center" o:hrstd="t" o:hr="t" fillcolor="#a0a0a0" stroked="f"/>
         </w:pict>
       </w:r>
     </w:p>
@@ -15729,7 +15826,7 @@
           <w:lang w:eastAsia="en-IN"/>
         </w:rPr>
         <w:pict>
-          <v:rect id="_x0000_i1184" style="width:0;height:1.5pt" o:hralign="center" o:hrstd="t" o:hr="t" fillcolor="#a0a0a0" stroked="f"/>
+          <v:rect id="_x0000_i1120" style="width:0;height:1.5pt" o:hralign="center" o:hrstd="t" o:hr="t" fillcolor="#a0a0a0" stroked="f"/>
         </w:pict>
       </w:r>
     </w:p>
@@ -15823,7 +15920,7 @@
           <w:lang w:eastAsia="en-IN"/>
         </w:rPr>
         <w:pict>
-          <v:rect id="_x0000_i1185" style="width:0;height:1.5pt" o:hralign="center" o:hrstd="t" o:hr="t" fillcolor="#a0a0a0" stroked="f"/>
+          <v:rect id="_x0000_i1121" style="width:0;height:1.5pt" o:hralign="center" o:hrstd="t" o:hr="t" fillcolor="#a0a0a0" stroked="f"/>
         </w:pict>
       </w:r>
     </w:p>
@@ -16191,7 +16288,7 @@
           <w:lang w:eastAsia="en-IN"/>
         </w:rPr>
         <w:pict>
-          <v:rect id="_x0000_i1186" style="width:0;height:1.5pt" o:hralign="center" o:hrstd="t" o:hr="t" fillcolor="#a0a0a0" stroked="f"/>
+          <v:rect id="_x0000_i1122" style="width:0;height:1.5pt" o:hralign="center" o:hrstd="t" o:hr="t" fillcolor="#a0a0a0" stroked="f"/>
         </w:pict>
       </w:r>
     </w:p>
@@ -16570,18 +16667,126 @@
           <w:lang w:eastAsia="en-IN"/>
         </w:rPr>
       </w:pPr>
-      <w:bookmarkStart w:id="0" w:name="_GoBack"/>
-      <w:bookmarkEnd w:id="0"/>
     </w:p>
     <w:p/>
     <w:sectPr>
+      <w:footerReference w:type="default" r:id="rId8"/>
       <w:pgSz w:w="11906" w:h="16838"/>
       <w:pgMar w:top="1440" w:right="1440" w:bottom="1440" w:left="1440" w:header="708" w:footer="708" w:gutter="0"/>
+      <w:pgBorders w:offsetFrom="page">
+        <w:top w:val="single" w:sz="8" w:space="24" w:color="auto"/>
+        <w:left w:val="single" w:sz="8" w:space="24" w:color="auto"/>
+        <w:bottom w:val="single" w:sz="8" w:space="24" w:color="auto"/>
+        <w:right w:val="single" w:sz="8" w:space="24" w:color="auto"/>
+      </w:pgBorders>
       <w:cols w:space="708"/>
       <w:docGrid w:linePitch="360"/>
     </w:sectPr>
   </w:body>
 </w:document>
+</file>
+
+<file path=word/endnotes.xml><?xml version="1.0" encoding="utf-8"?>
+<w:endnotes xmlns:wpc="http://schemas.microsoft.com/office/word/2010/wordprocessingCanvas" xmlns:cx="http://schemas.microsoft.com/office/drawing/2014/chartex" xmlns:mc="http://schemas.openxmlformats.org/markup-compatibility/2006" xmlns:o="urn:schemas-microsoft-com:office:office" xmlns:r="http://schemas.openxmlformats.org/officeDocument/2006/relationships" xmlns:m="http://schemas.openxmlformats.org/officeDocument/2006/math" xmlns:v="urn:schemas-microsoft-com:vml" xmlns:wp14="http://schemas.microsoft.com/office/word/2010/wordprocessingDrawing" xmlns:wp="http://schemas.openxmlformats.org/drawingml/2006/wordprocessingDrawing" xmlns:w10="urn:schemas-microsoft-com:office:word" xmlns:w="http://schemas.openxmlformats.org/wordprocessingml/2006/main" xmlns:w14="http://schemas.microsoft.com/office/word/2010/wordml" xmlns:w15="http://schemas.microsoft.com/office/word/2012/wordml" xmlns:w16se="http://schemas.microsoft.com/office/word/2015/wordml/symex" xmlns:wpg="http://schemas.microsoft.com/office/word/2010/wordprocessingGroup" xmlns:wpi="http://schemas.microsoft.com/office/word/2010/wordprocessingInk" xmlns:wne="http://schemas.microsoft.com/office/word/2006/wordml" xmlns:wps="http://schemas.microsoft.com/office/word/2010/wordprocessingShape" mc:Ignorable="w14 w15 w16se wp14">
+  <w:endnote w:type="separator" w:id="-1">
+    <w:p>
+      <w:pPr>
+        <w:spacing w:after="0" w:line="240" w:lineRule="auto"/>
+      </w:pPr>
+      <w:r>
+        <w:separator/>
+      </w:r>
+    </w:p>
+  </w:endnote>
+  <w:endnote w:type="continuationSeparator" w:id="0">
+    <w:p>
+      <w:pPr>
+        <w:spacing w:after="0" w:line="240" w:lineRule="auto"/>
+      </w:pPr>
+      <w:r>
+        <w:continuationSeparator/>
+      </w:r>
+    </w:p>
+  </w:endnote>
+</w:endnotes>
+</file>
+
+<file path=word/footer1.xml><?xml version="1.0" encoding="utf-8"?>
+<w:ftr xmlns:wpc="http://schemas.microsoft.com/office/word/2010/wordprocessingCanvas" xmlns:cx="http://schemas.microsoft.com/office/drawing/2014/chartex" xmlns:mc="http://schemas.openxmlformats.org/markup-compatibility/2006" xmlns:o="urn:schemas-microsoft-com:office:office" xmlns:r="http://schemas.openxmlformats.org/officeDocument/2006/relationships" xmlns:m="http://schemas.openxmlformats.org/officeDocument/2006/math" xmlns:v="urn:schemas-microsoft-com:vml" xmlns:wp14="http://schemas.microsoft.com/office/word/2010/wordprocessingDrawing" xmlns:wp="http://schemas.openxmlformats.org/drawingml/2006/wordprocessingDrawing" xmlns:w10="urn:schemas-microsoft-com:office:word" xmlns:w="http://schemas.openxmlformats.org/wordprocessingml/2006/main" xmlns:w14="http://schemas.microsoft.com/office/word/2010/wordml" xmlns:w15="http://schemas.microsoft.com/office/word/2012/wordml" xmlns:w16se="http://schemas.microsoft.com/office/word/2015/wordml/symex" xmlns:wpg="http://schemas.microsoft.com/office/word/2010/wordprocessingGroup" xmlns:wpi="http://schemas.microsoft.com/office/word/2010/wordprocessingInk" xmlns:wne="http://schemas.microsoft.com/office/word/2006/wordml" xmlns:wps="http://schemas.microsoft.com/office/word/2010/wordprocessingShape" mc:Ignorable="w14 w15 w16se wp14">
+  <w:sdt>
+    <w:sdtPr>
+      <w:id w:val="518981638"/>
+      <w:docPartObj>
+        <w:docPartGallery w:val="Page Numbers (Bottom of Page)"/>
+        <w:docPartUnique/>
+      </w:docPartObj>
+    </w:sdtPr>
+    <w:sdtEndPr>
+      <w:rPr>
+        <w:noProof/>
+      </w:rPr>
+    </w:sdtEndPr>
+    <w:sdtContent>
+      <w:p>
+        <w:pPr>
+          <w:pStyle w:val="Footer"/>
+          <w:jc w:val="center"/>
+        </w:pPr>
+        <w:r>
+          <w:fldChar w:fldCharType="begin"/>
+        </w:r>
+        <w:r>
+          <w:instrText xml:space="preserve"> PAGE   \* MERGEFORMAT </w:instrText>
+        </w:r>
+        <w:r>
+          <w:fldChar w:fldCharType="separate"/>
+        </w:r>
+        <w:r>
+          <w:rPr>
+            <w:noProof/>
+          </w:rPr>
+          <w:t>2</w:t>
+        </w:r>
+        <w:r>
+          <w:rPr>
+            <w:noProof/>
+          </w:rPr>
+          <w:fldChar w:fldCharType="end"/>
+        </w:r>
+      </w:p>
+    </w:sdtContent>
+  </w:sdt>
+  <w:p>
+    <w:pPr>
+      <w:pStyle w:val="Footer"/>
+    </w:pPr>
+  </w:p>
+</w:ftr>
+</file>
+
+<file path=word/footnotes.xml><?xml version="1.0" encoding="utf-8"?>
+<w:footnotes xmlns:wpc="http://schemas.microsoft.com/office/word/2010/wordprocessingCanvas" xmlns:cx="http://schemas.microsoft.com/office/drawing/2014/chartex" xmlns:mc="http://schemas.openxmlformats.org/markup-compatibility/2006" xmlns:o="urn:schemas-microsoft-com:office:office" xmlns:r="http://schemas.openxmlformats.org/officeDocument/2006/relationships" xmlns:m="http://schemas.openxmlformats.org/officeDocument/2006/math" xmlns:v="urn:schemas-microsoft-com:vml" xmlns:wp14="http://schemas.microsoft.com/office/word/2010/wordprocessingDrawing" xmlns:wp="http://schemas.openxmlformats.org/drawingml/2006/wordprocessingDrawing" xmlns:w10="urn:schemas-microsoft-com:office:word" xmlns:w="http://schemas.openxmlformats.org/wordprocessingml/2006/main" xmlns:w14="http://schemas.microsoft.com/office/word/2010/wordml" xmlns:w15="http://schemas.microsoft.com/office/word/2012/wordml" xmlns:w16se="http://schemas.microsoft.com/office/word/2015/wordml/symex" xmlns:wpg="http://schemas.microsoft.com/office/word/2010/wordprocessingGroup" xmlns:wpi="http://schemas.microsoft.com/office/word/2010/wordprocessingInk" xmlns:wne="http://schemas.microsoft.com/office/word/2006/wordml" xmlns:wps="http://schemas.microsoft.com/office/word/2010/wordprocessingShape" mc:Ignorable="w14 w15 w16se wp14">
+  <w:footnote w:type="separator" w:id="-1">
+    <w:p>
+      <w:pPr>
+        <w:spacing w:after="0" w:line="240" w:lineRule="auto"/>
+      </w:pPr>
+      <w:r>
+        <w:separator/>
+      </w:r>
+    </w:p>
+  </w:footnote>
+  <w:footnote w:type="continuationSeparator" w:id="0">
+    <w:p>
+      <w:pPr>
+        <w:spacing w:after="0" w:line="240" w:lineRule="auto"/>
+      </w:pPr>
+      <w:r>
+        <w:continuationSeparator/>
+      </w:r>
+    </w:p>
+  </w:footnote>
+</w:footnotes>
 </file>
 
 <file path=word/numbering.xml><?xml version="1.0" encoding="utf-8"?>
@@ -18854,6 +19059,50 @@
     <w:basedOn w:val="DefaultParagraphFont"/>
     <w:rsid w:val="009058FB"/>
   </w:style>
+  <w:style w:type="paragraph" w:styleId="Header">
+    <w:name w:val="header"/>
+    <w:basedOn w:val="Normal"/>
+    <w:link w:val="HeaderChar"/>
+    <w:uiPriority w:val="99"/>
+    <w:unhideWhenUsed/>
+    <w:rsid w:val="00680543"/>
+    <w:pPr>
+      <w:tabs>
+        <w:tab w:val="center" w:pos="4513"/>
+        <w:tab w:val="right" w:pos="9026"/>
+      </w:tabs>
+      <w:spacing w:after="0" w:line="240" w:lineRule="auto"/>
+    </w:pPr>
+  </w:style>
+  <w:style w:type="character" w:customStyle="1" w:styleId="HeaderChar">
+    <w:name w:val="Header Char"/>
+    <w:basedOn w:val="DefaultParagraphFont"/>
+    <w:link w:val="Header"/>
+    <w:uiPriority w:val="99"/>
+    <w:rsid w:val="00680543"/>
+  </w:style>
+  <w:style w:type="paragraph" w:styleId="Footer">
+    <w:name w:val="footer"/>
+    <w:basedOn w:val="Normal"/>
+    <w:link w:val="FooterChar"/>
+    <w:uiPriority w:val="99"/>
+    <w:unhideWhenUsed/>
+    <w:rsid w:val="00680543"/>
+    <w:pPr>
+      <w:tabs>
+        <w:tab w:val="center" w:pos="4513"/>
+        <w:tab w:val="right" w:pos="9026"/>
+      </w:tabs>
+      <w:spacing w:after="0" w:line="240" w:lineRule="auto"/>
+    </w:pPr>
+  </w:style>
+  <w:style w:type="character" w:customStyle="1" w:styleId="FooterChar">
+    <w:name w:val="Footer Char"/>
+    <w:basedOn w:val="DefaultParagraphFont"/>
+    <w:link w:val="Footer"/>
+    <w:uiPriority w:val="99"/>
+    <w:rsid w:val="00680543"/>
+  </w:style>
 </w:styles>
 </file>
 
@@ -19123,7 +19372,7 @@
 </file>
 
 <file path=customXml/itemProps1.xml><?xml version="1.0" encoding="utf-8"?>
-<ds:datastoreItem xmlns:ds="http://schemas.openxmlformats.org/officeDocument/2006/customXml" ds:itemID="{05DF03E6-1E59-4B0F-9627-C93E0E51ACBA}">
+<ds:datastoreItem xmlns:ds="http://schemas.openxmlformats.org/officeDocument/2006/customXml" ds:itemID="{22A75094-C53A-4F19-928D-EB776A5EEA48}">
   <ds:schemaRefs>
     <ds:schemaRef ds:uri="http://schemas.openxmlformats.org/officeDocument/2006/bibliography"/>
   </ds:schemaRefs>
